--- a/_9/分章/33 第三十三章：新叶.docx
+++ b/_9/分章/33 第三十三章：新叶.docx
@@ -596,7 +596,7 @@
           <w:b w:val="0"/>
           <w:sz w:val="24"/>
         </w:rPr>
-        <w:t>阳光照在绿叶的水珠上，折射出细碎的微光。只是整个疗养院里，已经没有人记得当初是谁、为了什么，替它浇下第一杯水。</w:t>
+        <w:t>阳光照在绿叶的水珠上，折射出细碎的微光。</w:t>
       </w:r>
     </w:p>
     <w:p>
